--- a/recursos/carta-doble-us.docx
+++ b/recursos/carta-doble-us.docx
@@ -64,27 +64,11 @@
         </w:rPr>
         <w:t xml:space="preserve">… </w:t>
       </w:r>
-      <w:bookmarkStart w:id="0" w:name="_GoBack"/>
-      <w:bookmarkEnd w:id="0"/>
-      <w:r>
-        <w:rPr>
-          <w:rFonts w:ascii="Verdana" w:hAnsi="Verdana" w:cs="Verdana"/>
-        </w:rPr>
-        <w:t xml:space="preserve">con DNI </w:t>
-      </w:r>
-      <w:proofErr w:type="spellStart"/>
-      <w:r>
-        <w:rPr>
-          <w:rFonts w:ascii="Verdana" w:hAnsi="Verdana" w:cs="Verdana"/>
-        </w:rPr>
-        <w:t>num</w:t>
-      </w:r>
-      <w:proofErr w:type="spellEnd"/>
-      <w:r>
-        <w:rPr>
-          <w:rFonts w:ascii="Verdana" w:hAnsi="Verdana" w:cs="Verdana"/>
-        </w:rPr>
-        <w:t xml:space="preserve">. </w:t>
+      <w:r>
+        <w:rPr>
+          <w:rFonts w:ascii="Verdana" w:hAnsi="Verdana" w:cs="Verdana"/>
+        </w:rPr>
+        <w:t xml:space="preserve">con DNI num. </w:t>
       </w:r>
       <w:r>
         <w:rPr>
@@ -230,21 +214,7 @@
         <w:rPr>
           <w:rFonts w:ascii="Verdana" w:hAnsi="Verdana" w:cs="Verdana"/>
         </w:rPr>
-        <w:t xml:space="preserve">Reglamento UE nº 2021/821, de 11 de </w:t>
-      </w:r>
-      <w:proofErr w:type="gramStart"/>
-      <w:r>
-        <w:rPr>
-          <w:rFonts w:ascii="Verdana" w:hAnsi="Verdana" w:cs="Verdana"/>
-        </w:rPr>
-        <w:t>Agosto</w:t>
-      </w:r>
-      <w:proofErr w:type="gramEnd"/>
-      <w:r>
-        <w:rPr>
-          <w:rFonts w:ascii="Verdana" w:hAnsi="Verdana" w:cs="Verdana"/>
-        </w:rPr>
-        <w:t xml:space="preserve"> de 2021, que modifica el reglamento CE nº 428/2009 sobre material de defensa y doble uso. </w:t>
+        <w:t xml:space="preserve">Reglamento UE nº 2021/821, de 11 de Agosto de 2021, que modifica el reglamento CE nº 428/2009 sobre material de defensa y doble uso. </w:t>
       </w:r>
     </w:p>
     <w:p>
@@ -267,21 +237,7 @@
         <w:rPr>
           <w:rFonts w:ascii="Verdana" w:hAnsi="Verdana" w:cs="Verdana"/>
         </w:rPr>
-        <w:t xml:space="preserve">Real Decreto 679/2014 de 1 de agosto de 2014, por el que se aprueba el Reglamento de control del comercio </w:t>
-      </w:r>
-      <w:proofErr w:type="gramStart"/>
-      <w:r>
-        <w:rPr>
-          <w:rFonts w:ascii="Verdana" w:hAnsi="Verdana" w:cs="Verdana"/>
-        </w:rPr>
-        <w:t>exterior  de</w:t>
-      </w:r>
-      <w:proofErr w:type="gramEnd"/>
-      <w:r>
-        <w:rPr>
-          <w:rFonts w:ascii="Verdana" w:hAnsi="Verdana" w:cs="Verdana"/>
-        </w:rPr>
-        <w:t xml:space="preserve"> material de defensa, de otro material y de productos y tecnologías de doble uso.</w:t>
+        <w:t>Real Decreto 679/2014 de 1 de agosto de 2014, por el que se aprueba el Reglamento de control del comercio exterior  de material de defensa, de otro material y de productos y tecnologías de doble uso.</w:t>
       </w:r>
     </w:p>
     <w:p>
@@ -313,63 +269,8 @@
           <w:rFonts w:ascii="Verdana" w:hAnsi="Verdana" w:cs="Verdana"/>
         </w:rPr>
       </w:pPr>
-      <w:r>
-        <w:rPr>
-          <w:rFonts w:ascii="Verdana" w:hAnsi="Verdana" w:cs="Verdana"/>
-          <w:noProof/>
-          <w:color w:val="000000"/>
-          <w:lang w:val="en-US"/>
-        </w:rPr>
-        <w:drawing>
-          <wp:anchor distT="0" distB="0" distL="114300" distR="114300" simplePos="0" relativeHeight="251659264" behindDoc="0" locked="0" layoutInCell="1" allowOverlap="1" wp14:anchorId="5B5AC294" wp14:editId="3162319F">
-            <wp:simplePos x="0" y="0"/>
-            <wp:positionH relativeFrom="column">
-              <wp:posOffset>3549015</wp:posOffset>
-            </wp:positionH>
-            <wp:positionV relativeFrom="paragraph">
-              <wp:posOffset>215900</wp:posOffset>
-            </wp:positionV>
-            <wp:extent cx="1971675" cy="1414145"/>
-            <wp:effectExtent l="0" t="0" r="9525" b="0"/>
-            <wp:wrapSquare wrapText="bothSides"/>
-            <wp:docPr id="1973969727" name="Imagen 1" descr="Diagrama, Texto&#10;&#10;Descripción generada automáticamente"/>
-            <wp:cNvGraphicFramePr>
-              <a:graphicFrameLocks xmlns:a="http://schemas.openxmlformats.org/drawingml/2006/main" noChangeAspect="1"/>
-            </wp:cNvGraphicFramePr>
-            <a:graphic xmlns:a="http://schemas.openxmlformats.org/drawingml/2006/main">
-              <a:graphicData uri="http://schemas.openxmlformats.org/drawingml/2006/picture">
-                <pic:pic xmlns:pic="http://schemas.openxmlformats.org/drawingml/2006/picture">
-                  <pic:nvPicPr>
-                    <pic:cNvPr id="1973969727" name="Imagen 1" descr="Diagrama, Texto&#10;&#10;Descripción generada automáticamente"/>
-                    <pic:cNvPicPr/>
-                  </pic:nvPicPr>
-                  <pic:blipFill>
-                    <a:blip r:embed="rId11" cstate="print">
-                      <a:extLst>
-                        <a:ext uri="{28A0092B-C50C-407E-A947-70E740481C1C}">
-                          <a14:useLocalDpi xmlns:a14="http://schemas.microsoft.com/office/drawing/2010/main" val="0"/>
-                        </a:ext>
-                      </a:extLst>
-                    </a:blip>
-                    <a:stretch>
-                      <a:fillRect/>
-                    </a:stretch>
-                  </pic:blipFill>
-                  <pic:spPr>
-                    <a:xfrm>
-                      <a:off x="0" y="0"/>
-                      <a:ext cx="1971675" cy="1414145"/>
-                    </a:xfrm>
-                    <a:prstGeom prst="rect">
-                      <a:avLst/>
-                    </a:prstGeom>
-                  </pic:spPr>
-                </pic:pic>
-              </a:graphicData>
-            </a:graphic>
-          </wp:anchor>
-        </w:drawing>
-      </w:r>
+      <w:bookmarkStart w:id="0" w:name="_GoBack"/>
+      <w:bookmarkEnd w:id="0"/>
     </w:p>
     <w:p>
       <w:pPr>
@@ -407,8 +308,8 @@
       </w:r>
     </w:p>
     <w:sectPr>
-      <w:headerReference w:type="default" r:id="rId12"/>
-      <w:footerReference w:type="default" r:id="rId13"/>
+      <w:headerReference w:type="default" r:id="rId11"/>
+      <w:footerReference w:type="default" r:id="rId12"/>
       <w:pgSz w:w="11906" w:h="16838"/>
       <w:pgMar w:top="1417" w:right="1701" w:bottom="1417" w:left="1701" w:header="708" w:footer="708" w:gutter="0"/>
       <w:cols w:space="708"/>
@@ -492,35 +393,7 @@
             <w:rPr>
               <w:color w:val="BFBFBF" w:themeColor="background1" w:themeShade="BF"/>
             </w:rPr>
-            <w:t xml:space="preserve"> | </w:t>
-          </w:r>
-          <w:proofErr w:type="spellStart"/>
-          <w:r>
-            <w:rPr>
-              <w:color w:val="BFBFBF" w:themeColor="background1" w:themeShade="BF"/>
-            </w:rPr>
-            <w:t>Camí</w:t>
-          </w:r>
-          <w:proofErr w:type="spellEnd"/>
-          <w:r>
-            <w:rPr>
-              <w:color w:val="BFBFBF" w:themeColor="background1" w:themeShade="BF"/>
-            </w:rPr>
-            <w:t xml:space="preserve"> Can </w:t>
-          </w:r>
-          <w:proofErr w:type="spellStart"/>
-          <w:r>
-            <w:rPr>
-              <w:color w:val="BFBFBF" w:themeColor="background1" w:themeShade="BF"/>
-            </w:rPr>
-            <w:t>Farcan</w:t>
-          </w:r>
-          <w:proofErr w:type="spellEnd"/>
-          <w:r>
-            <w:rPr>
-              <w:color w:val="BFBFBF" w:themeColor="background1" w:themeShade="BF"/>
-            </w:rPr>
-            <w:t xml:space="preserve">, 39 </w:t>
+            <w:t xml:space="preserve"> | Camí Can Farcan, 39 </w:t>
           </w:r>
           <w:r>
             <w:rPr>
@@ -1921,12 +1794,14 @@
 </file>
 
 <file path=customXml/item1.xml><?xml version="1.0" encoding="utf-8"?>
-<?mso-contentType ?>
-<FormTemplates xmlns="http://schemas.microsoft.com/sharepoint/v3/contenttype/forms">
-  <Display>DocumentLibraryForm</Display>
-  <Edit>DocumentLibraryForm</Edit>
-  <New>DocumentLibraryForm</New>
-</FormTemplates>
+<p:properties xmlns:p="http://schemas.microsoft.com/office/2006/metadata/properties" xmlns:xsi="http://www.w3.org/2001/XMLSchema-instance" xmlns:pc="http://schemas.microsoft.com/office/infopath/2007/PartnerControls">
+  <documentManagement>
+    <TaxCatchAll xmlns="33dc23f5-d5fc-4184-9f15-66b8f013eac8" xsi:nil="true"/>
+    <lcf76f155ced4ddcb4097134ff3c332f xmlns="193a1ed2-9709-44db-80b7-5a5a715b8b6d">
+      <Terms xmlns="http://schemas.microsoft.com/office/infopath/2007/PartnerControls"/>
+    </lcf76f155ced4ddcb4097134ff3c332f>
+  </documentManagement>
+</p:properties>
 </file>
 
 <file path=customXml/item2.xml><?xml version="1.0" encoding="utf-8"?>
@@ -2153,14 +2028,12 @@
 </file>
 
 <file path=customXml/item3.xml><?xml version="1.0" encoding="utf-8"?>
-<p:properties xmlns:p="http://schemas.microsoft.com/office/2006/metadata/properties" xmlns:xsi="http://www.w3.org/2001/XMLSchema-instance" xmlns:pc="http://schemas.microsoft.com/office/infopath/2007/PartnerControls">
-  <documentManagement>
-    <TaxCatchAll xmlns="33dc23f5-d5fc-4184-9f15-66b8f013eac8" xsi:nil="true"/>
-    <lcf76f155ced4ddcb4097134ff3c332f xmlns="193a1ed2-9709-44db-80b7-5a5a715b8b6d">
-      <Terms xmlns="http://schemas.microsoft.com/office/infopath/2007/PartnerControls"/>
-    </lcf76f155ced4ddcb4097134ff3c332f>
-  </documentManagement>
-</p:properties>
+<?mso-contentType ?>
+<FormTemplates xmlns="http://schemas.microsoft.com/sharepoint/v3/contenttype/forms">
+  <Display>DocumentLibraryForm</Display>
+  <Edit>DocumentLibraryForm</Edit>
+  <New>DocumentLibraryForm</New>
+</FormTemplates>
 </file>
 
 <file path=customXml/item4.xml><?xml version="1.0" encoding="utf-8"?>
@@ -2168,9 +2041,12 @@
 </file>
 
 <file path=customXml/itemProps1.xml><?xml version="1.0" encoding="utf-8"?>
-<ds:datastoreItem xmlns:ds="http://schemas.openxmlformats.org/officeDocument/2006/customXml" ds:itemID="{E9663F26-B68D-4863-8FFE-03BE015DD11A}">
+<ds:datastoreItem xmlns:ds="http://schemas.openxmlformats.org/officeDocument/2006/customXml" ds:itemID="{3111B45A-D273-4E0C-8A17-BB9160AE09BB}">
   <ds:schemaRefs>
-    <ds:schemaRef ds:uri="http://schemas.microsoft.com/sharepoint/v3/contenttype/forms"/>
+    <ds:schemaRef ds:uri="http://schemas.microsoft.com/office/2006/metadata/properties"/>
+    <ds:schemaRef ds:uri="http://schemas.microsoft.com/office/infopath/2007/PartnerControls"/>
+    <ds:schemaRef ds:uri="33dc23f5-d5fc-4184-9f15-66b8f013eac8"/>
+    <ds:schemaRef ds:uri="193a1ed2-9709-44db-80b7-5a5a715b8b6d"/>
   </ds:schemaRefs>
 </ds:datastoreItem>
 </file>
@@ -2195,18 +2071,15 @@
 </file>
 
 <file path=customXml/itemProps3.xml><?xml version="1.0" encoding="utf-8"?>
-<ds:datastoreItem xmlns:ds="http://schemas.openxmlformats.org/officeDocument/2006/customXml" ds:itemID="{3111B45A-D273-4E0C-8A17-BB9160AE09BB}">
+<ds:datastoreItem xmlns:ds="http://schemas.openxmlformats.org/officeDocument/2006/customXml" ds:itemID="{E9663F26-B68D-4863-8FFE-03BE015DD11A}">
   <ds:schemaRefs>
-    <ds:schemaRef ds:uri="http://schemas.microsoft.com/office/2006/metadata/properties"/>
-    <ds:schemaRef ds:uri="http://schemas.microsoft.com/office/infopath/2007/PartnerControls"/>
-    <ds:schemaRef ds:uri="33dc23f5-d5fc-4184-9f15-66b8f013eac8"/>
-    <ds:schemaRef ds:uri="193a1ed2-9709-44db-80b7-5a5a715b8b6d"/>
+    <ds:schemaRef ds:uri="http://schemas.microsoft.com/sharepoint/v3/contenttype/forms"/>
   </ds:schemaRefs>
 </ds:datastoreItem>
 </file>
 
 <file path=customXml/itemProps4.xml><?xml version="1.0" encoding="utf-8"?>
-<ds:datastoreItem xmlns:ds="http://schemas.openxmlformats.org/officeDocument/2006/customXml" ds:itemID="{1F366DFF-5A11-4787-B6A8-13FAA2222DD8}">
+<ds:datastoreItem xmlns:ds="http://schemas.openxmlformats.org/officeDocument/2006/customXml" ds:itemID="{1AAE40C9-9690-4749-927B-B3662FD7171E}">
   <ds:schemaRefs>
     <ds:schemaRef ds:uri="http://schemas.openxmlformats.org/officeDocument/2006/bibliography"/>
   </ds:schemaRefs>
